--- a/a7/build/out/u6/A7 6.06 Real-World Coordinate-Plane Problems; Perimeter - Teacher Edition.docx
+++ b/a7/build/out/u6/A7 6.06 Real-World Coordinate-Plane Problems; Perimeter - Teacher Edition.docx
@@ -1985,7 +1985,7 @@
           <w:color w:val="1A1A1A"/>
           <w:sz w:val="21"/>
         </w:rPr>
-        <w:t>Across 4 − (−5) = 9, up 5 − (−7) = 12; the slanted side 81 + 144 = 225, 15.</w:t>
+        <w:t>Across 4 − (−5) = 9 and up 5 − (−7) = 12, so the slanted side is √225 = 15 and P = 9 + 12 + 15 = 36 — a board with 21 left the slanted side out.</w:t>
       </w:r>
     </w:p>
     <w:p>
@@ -2117,7 +2117,7 @@
           <w:color w:val="1A1A1A"/>
           <w:sz w:val="21"/>
         </w:rPr>
-        <w:t>Across −2 − (−5) = 3, down 4 − (−4) = 8.</w:t>
+        <w:t>Across −2 − (−5) = 3 and down 4 − (−4) = 8: by the streets 11 blocks, straight √73 ≈ 8.54, so 8.5 — a board with 11 for the straight line added the legs.</w:t>
       </w:r>
     </w:p>
     <w:p>
@@ -2887,7 +2887,7 @@
           <w:color w:val="6B6B6B"/>
           <w:sz w:val="19"/>
         </w:rPr>
-        <w:t xml:space="preserve">   13 or 17 — one path, not how much shorter [the question asks a difference]; 30 — added the two paths [the question asks a difference]; 2 across, from 7 − 5 [Source of Truth, GR.1.2: integer errors across an axis]</w:t>
+        <w:t xml:space="preserve">   13 or 17 — one path, not how much shorter [the question asks a difference]; 30 — added the two paths [the question asks a difference]; 2 across, from 7 − 5 [Florida B1G-M, GR.1.2: integer errors across an axis]</w:t>
       </w:r>
     </w:p>
     <w:p>
@@ -3084,7 +3084,7 @@
           <w:color w:val="6B6B6B"/>
           <w:sz w:val="19"/>
         </w:rPr>
-        <w:t xml:space="preserve">   14 — added the legs: the paths, not the straight line [MA.8.GR.1.2]; √26 — 4 − 5 = 1 for the across leg [Source of Truth, GR.1.2: integer errors across an axis]</w:t>
+        <w:t xml:space="preserve">   14 — added the legs: the paths, not the straight line [MA.8.GR.1.2]; √26 — 4 − 5 = 1 for the across leg [Florida B1G-M, GR.1.2: integer errors across an axis]</w:t>
       </w:r>
     </w:p>
     <w:p>
@@ -3264,7 +3264,7 @@
           <w:color w:val="6B6B6B"/>
           <w:sz w:val="20"/>
         </w:rPr>
-        <w:t xml:space="preserve">   The the trailhead at (−1, 0) is not needed.</w:t>
+        <w:t xml:space="preserve">   The trailhead at (−1, 0) is not needed.</w:t>
       </w:r>
       <w:r>
         <w:rPr>

--- a/a7/build/out/u6/A7 6.06 Real-World Coordinate-Plane Problems; Perimeter - Teacher Edition.docx
+++ b/a7/build/out/u6/A7 6.06 Real-World Coordinate-Plane Problems; Perimeter - Teacher Edition.docx
@@ -218,7 +218,7 @@
           <w:color w:val="1A1A1A"/>
           <w:sz w:val="21"/>
         </w:rPr>
-        <w:t>The distance formula (Clarification 2); radicands over 225 or with a square factor; combining radicals (√34 + √34 is two lengths added, not 2√34 — Algebra 1).</w:t>
+        <w:t>The distance formula (Clarification 2); radicands over 225; simplifying or combining radicals (√34 + √34 is two lengths added, not 2√34 — Algebra 1).</w:t>
       </w:r>
     </w:p>
     <w:p>
@@ -1676,7 +1676,7 @@
           <w:color w:val="1A1A1A"/>
           <w:sz w:val="21"/>
         </w:rPr>
-        <w:t xml:space="preserve">Warm-Up — On your own. Four minutes. No notes.  </w:t>
+        <w:t xml:space="preserve">Warm-Up — On your own. No notes.  </w:t>
       </w:r>
       <w:r>
         <w:rPr>
@@ -2188,7 +2188,7 @@
       <w:r>
         <w:drawing>
           <wp:inline xmlns:a="http://schemas.openxmlformats.org/drawingml/2006/main" xmlns:pic="http://schemas.openxmlformats.org/drawingml/2006/picture">
-            <wp:extent cx="719328" cy="146304"/>
+            <wp:extent cx="670560" cy="146304"/>
             <wp:docPr id="1" name="Picture 1"/>
             <wp:cNvGraphicFramePr>
               <a:graphicFrameLocks noChangeAspect="1"/>
@@ -2197,7 +2197,7 @@
               <a:graphicData uri="http://schemas.openxmlformats.org/drawingml/2006/picture">
                 <pic:pic>
                   <pic:nvPicPr>
-                    <pic:cNvPr id="0" name="84c5ff19841e0c5f.png"/>
+                    <pic:cNvPr id="0" name="b359e97f4e877ae8.png"/>
                     <pic:cNvPicPr/>
                   </pic:nvPicPr>
                   <pic:blipFill>
@@ -2209,7 +2209,7 @@
                   <pic:spPr>
                     <a:xfrm>
                       <a:off x="0" y="0"/>
-                      <a:ext cx="719328" cy="146304"/>
+                      <a:ext cx="670560" cy="146304"/>
                     </a:xfrm>
                     <a:prstGeom prst="rect"/>
                   </pic:spPr>
@@ -2231,7 +2231,7 @@
       <w:r>
         <w:drawing>
           <wp:inline xmlns:a="http://schemas.openxmlformats.org/drawingml/2006/main" xmlns:pic="http://schemas.openxmlformats.org/drawingml/2006/picture">
-            <wp:extent cx="597408" cy="146304"/>
+            <wp:extent cx="551688" cy="146304"/>
             <wp:docPr id="2" name="Picture 2"/>
             <wp:cNvGraphicFramePr>
               <a:graphicFrameLocks noChangeAspect="1"/>
@@ -2240,7 +2240,7 @@
               <a:graphicData uri="http://schemas.openxmlformats.org/drawingml/2006/picture">
                 <pic:pic>
                   <pic:nvPicPr>
-                    <pic:cNvPr id="0" name="55f2997c016d107f.png"/>
+                    <pic:cNvPr id="0" name="3d944b97fe331567.png"/>
                     <pic:cNvPicPr/>
                   </pic:nvPicPr>
                   <pic:blipFill>
@@ -2252,7 +2252,7 @@
                   <pic:spPr>
                     <a:xfrm>
                       <a:off x="0" y="0"/>
-                      <a:ext cx="597408" cy="146304"/>
+                      <a:ext cx="551688" cy="146304"/>
                     </a:xfrm>
                     <a:prstGeom prst="rect"/>
                   </pic:spPr>
@@ -2368,7 +2368,7 @@
       <w:r>
         <w:drawing>
           <wp:inline xmlns:a="http://schemas.openxmlformats.org/drawingml/2006/main" xmlns:pic="http://schemas.openxmlformats.org/drawingml/2006/picture">
-            <wp:extent cx="600456" cy="143256"/>
+            <wp:extent cx="551688" cy="143256"/>
             <wp:docPr id="4" name="Picture 4"/>
             <wp:cNvGraphicFramePr>
               <a:graphicFrameLocks noChangeAspect="1"/>
@@ -2377,7 +2377,7 @@
               <a:graphicData uri="http://schemas.openxmlformats.org/drawingml/2006/picture">
                 <pic:pic>
                   <pic:nvPicPr>
-                    <pic:cNvPr id="0" name="24f6e77e4009bbcd.png"/>
+                    <pic:cNvPr id="0" name="22e5ef0b35660cc7.png"/>
                     <pic:cNvPicPr/>
                   </pic:nvPicPr>
                   <pic:blipFill>
@@ -2389,7 +2389,7 @@
                   <pic:spPr>
                     <a:xfrm>
                       <a:off x="0" y="0"/>
-                      <a:ext cx="600456" cy="143256"/>
+                      <a:ext cx="551688" cy="143256"/>
                     </a:xfrm>
                     <a:prstGeom prst="rect"/>
                   </pic:spPr>
@@ -2411,7 +2411,7 @@
       <w:r>
         <w:drawing>
           <wp:inline xmlns:a="http://schemas.openxmlformats.org/drawingml/2006/main" xmlns:pic="http://schemas.openxmlformats.org/drawingml/2006/picture">
-            <wp:extent cx="487680" cy="143256"/>
+            <wp:extent cx="438912" cy="143256"/>
             <wp:docPr id="5" name="Picture 5"/>
             <wp:cNvGraphicFramePr>
               <a:graphicFrameLocks noChangeAspect="1"/>
@@ -2420,7 +2420,7 @@
               <a:graphicData uri="http://schemas.openxmlformats.org/drawingml/2006/picture">
                 <pic:pic>
                   <pic:nvPicPr>
-                    <pic:cNvPr id="0" name="22ab067017f253fe.png"/>
+                    <pic:cNvPr id="0" name="f1da6664e73b5df5.png"/>
                     <pic:cNvPicPr/>
                   </pic:nvPicPr>
                   <pic:blipFill>
@@ -2432,7 +2432,7 @@
                   <pic:spPr>
                     <a:xfrm>
                       <a:off x="0" y="0"/>
-                      <a:ext cx="487680" cy="143256"/>
+                      <a:ext cx="438912" cy="143256"/>
                     </a:xfrm>
                     <a:prstGeom prst="rect"/>
                   </pic:spPr>
@@ -2548,7 +2548,7 @@
       <w:r>
         <w:drawing>
           <wp:inline xmlns:a="http://schemas.openxmlformats.org/drawingml/2006/main" xmlns:pic="http://schemas.openxmlformats.org/drawingml/2006/picture">
-            <wp:extent cx="719328" cy="146304"/>
+            <wp:extent cx="670560" cy="146304"/>
             <wp:docPr id="7" name="Picture 7"/>
             <wp:cNvGraphicFramePr>
               <a:graphicFrameLocks noChangeAspect="1"/>
@@ -2557,7 +2557,7 @@
               <a:graphicData uri="http://schemas.openxmlformats.org/drawingml/2006/picture">
                 <pic:pic>
                   <pic:nvPicPr>
-                    <pic:cNvPr id="0" name="debeaf50cde42a2c.png"/>
+                    <pic:cNvPr id="0" name="cad482aa6b2a7158.png"/>
                     <pic:cNvPicPr/>
                   </pic:nvPicPr>
                   <pic:blipFill>
@@ -2569,7 +2569,7 @@
                   <pic:spPr>
                     <a:xfrm>
                       <a:off x="0" y="0"/>
-                      <a:ext cx="719328" cy="146304"/>
+                      <a:ext cx="670560" cy="146304"/>
                     </a:xfrm>
                     <a:prstGeom prst="rect"/>
                   </pic:spPr>
@@ -2591,7 +2591,7 @@
       <w:r>
         <w:drawing>
           <wp:inline xmlns:a="http://schemas.openxmlformats.org/drawingml/2006/main" xmlns:pic="http://schemas.openxmlformats.org/drawingml/2006/picture">
-            <wp:extent cx="679704" cy="146304"/>
+            <wp:extent cx="633984" cy="146304"/>
             <wp:docPr id="8" name="Picture 8"/>
             <wp:cNvGraphicFramePr>
               <a:graphicFrameLocks noChangeAspect="1"/>
@@ -2600,7 +2600,7 @@
               <a:graphicData uri="http://schemas.openxmlformats.org/drawingml/2006/picture">
                 <pic:pic>
                   <pic:nvPicPr>
-                    <pic:cNvPr id="0" name="ca346af309ec9d10.png"/>
+                    <pic:cNvPr id="0" name="89103489c8157c31.png"/>
                     <pic:cNvPicPr/>
                   </pic:nvPicPr>
                   <pic:blipFill>
@@ -2612,7 +2612,7 @@
                   <pic:spPr>
                     <a:xfrm>
                       <a:off x="0" y="0"/>
-                      <a:ext cx="679704" cy="146304"/>
+                      <a:ext cx="633984" cy="146304"/>
                     </a:xfrm>
                     <a:prstGeom prst="rect"/>
                   </pic:spPr>
@@ -2690,7 +2690,7 @@
           <w:color w:val="6B6B6B"/>
           <w:sz w:val="19"/>
         </w:rPr>
-        <w:t xml:space="preserve">   40 — took both slanted sides as 13, as if the height split the base in half [the foot is at (1, −6): 5 and 9]; a perimeter with 12 in it — the height is inside the triangle, not a side [B1G-M, GR.1.2: the theorem on a triangle with no right angle]</w:t>
+        <w:t xml:space="preserve">   41.8 — halved the base, 7 and 7, as Notes III's triangle allowed: 14 + 2√193 [the foot is at (1, −6): 5 and 9]; 40 — copied AC's 13 onto BC; a perimeter with 12 in it — the height is inside the triangle, not a side [B1G-M, GR.1.2: the theorem on a triangle with no right angle]</w:t>
       </w:r>
     </w:p>
     <w:p>
@@ -2788,7 +2788,7 @@
       <w:r>
         <w:drawing>
           <wp:inline xmlns:a="http://schemas.openxmlformats.org/drawingml/2006/main" xmlns:pic="http://schemas.openxmlformats.org/drawingml/2006/picture">
-            <wp:extent cx="600456" cy="143256"/>
+            <wp:extent cx="551688" cy="143256"/>
             <wp:docPr id="10" name="Picture 10"/>
             <wp:cNvGraphicFramePr>
               <a:graphicFrameLocks noChangeAspect="1"/>
@@ -2797,7 +2797,7 @@
               <a:graphicData uri="http://schemas.openxmlformats.org/drawingml/2006/picture">
                 <pic:pic>
                   <pic:nvPicPr>
-                    <pic:cNvPr id="0" name="4786d34633ccd0b7.png"/>
+                    <pic:cNvPr id="0" name="619a751c99ac6560.png"/>
                     <pic:cNvPicPr/>
                   </pic:nvPicPr>
                   <pic:blipFill>
@@ -2809,7 +2809,7 @@
                   <pic:spPr>
                     <a:xfrm>
                       <a:off x="0" y="0"/>
-                      <a:ext cx="600456" cy="143256"/>
+                      <a:ext cx="551688" cy="143256"/>
                     </a:xfrm>
                     <a:prstGeom prst="rect"/>
                   </pic:spPr>
@@ -3028,7 +3028,7 @@
       <w:r>
         <w:drawing>
           <wp:inline xmlns:a="http://schemas.openxmlformats.org/drawingml/2006/main" xmlns:pic="http://schemas.openxmlformats.org/drawingml/2006/picture">
-            <wp:extent cx="487680" cy="143256"/>
+            <wp:extent cx="438912" cy="143256"/>
             <wp:docPr id="13" name="Picture 13"/>
             <wp:cNvGraphicFramePr>
               <a:graphicFrameLocks noChangeAspect="1"/>
@@ -3037,7 +3037,7 @@
               <a:graphicData uri="http://schemas.openxmlformats.org/drawingml/2006/picture">
                 <pic:pic>
                   <pic:nvPicPr>
-                    <pic:cNvPr id="0" name="b10bfc61f7b5397a.png"/>
+                    <pic:cNvPr id="0" name="ef29fdeee9653ea2.png"/>
                     <pic:cNvPicPr/>
                   </pic:nvPicPr>
                   <pic:blipFill>
@@ -3049,7 +3049,7 @@
                   <pic:spPr>
                     <a:xfrm>
                       <a:off x="0" y="0"/>
-                      <a:ext cx="487680" cy="143256"/>
+                      <a:ext cx="438912" cy="143256"/>
                     </a:xfrm>
                     <a:prstGeom prst="rect"/>
                   </pic:spPr>
@@ -3122,7 +3122,7 @@
       <w:r>
         <w:drawing>
           <wp:inline xmlns:a="http://schemas.openxmlformats.org/drawingml/2006/main" xmlns:pic="http://schemas.openxmlformats.org/drawingml/2006/picture">
-            <wp:extent cx="600456" cy="146304"/>
+            <wp:extent cx="551688" cy="146304"/>
             <wp:docPr id="14" name="Picture 14"/>
             <wp:cNvGraphicFramePr>
               <a:graphicFrameLocks noChangeAspect="1"/>
@@ -3131,7 +3131,7 @@
               <a:graphicData uri="http://schemas.openxmlformats.org/drawingml/2006/picture">
                 <pic:pic>
                   <pic:nvPicPr>
-                    <pic:cNvPr id="0" name="fa12960b8dbdd3d2.png"/>
+                    <pic:cNvPr id="0" name="72dfabd0cf835277.png"/>
                     <pic:cNvPicPr/>
                   </pic:nvPicPr>
                   <pic:blipFill>
@@ -3143,7 +3143,7 @@
                   <pic:spPr>
                     <a:xfrm>
                       <a:off x="0" y="0"/>
-                      <a:ext cx="600456" cy="146304"/>
+                      <a:ext cx="551688" cy="146304"/>
                     </a:xfrm>
                     <a:prstGeom prst="rect"/>
                   </pic:spPr>
@@ -3413,7 +3413,7 @@
           <w:color w:val="1A1A1A"/>
           <w:sz w:val="21"/>
         </w:rPr>
-        <w:t xml:space="preserve"> Boards 1–2: a right triangle's perimeter, whole then to the tenth; 3 has no right angle and is split by its height, not in half; 4 votes on the perimeter errors. The pattern breaks at 5 — a map, and how much shorter the straight line is — then a rectangle's diagonal voted (6), a park map to the tenth (7), a map with an extra point (8); 9 is written. The independent set: a perimeter whole, a perimeter to the tenth, a parallelogram, straight against the streets, a map to the tenth, a rectangle's missing corner and its diagonal.</w:t>
+        <w:t xml:space="preserve"> Boards 1–2: a right triangle's perimeter, whole then to the tenth; 3 has no right angle and is split by its height, not in half; 4 votes on the perimeter errors. The pattern breaks at 5 — a map, and how much shorter the straight line is — then a rectangle's diagonal voted (6), a park map to the tenth (7), a map with an extra point (8); 9 is written. The independent set: a triangle with no right angle, split by its height; a perimeter to the tenth; a parallelogram, every side by Notes I's rule; straight against the streets; a map to the tenth; a rectangle's diagonal.</w:t>
       </w:r>
     </w:p>
     <w:p>
@@ -3503,7 +3503,7 @@
           <w:color w:val="1A1A1A"/>
           <w:sz w:val="20"/>
         </w:rPr>
-        <w:t>40 — took both slanted sides as 13, as if the height split the base in half [the foot is at (1, −6): 5 and 9]</w:t>
+        <w:t>41.8 — halved the base, 7 and 7, as Notes III's triangle allowed: 14 + 2√193 [the foot is at (1, −6): 5 and 9]</w:t>
       </w:r>
     </w:p>
     <w:p>
